--- a/Physics/Units/08-Waves and Sound/Unit Plan.docx
+++ b/Physics/Units/08-Waves and Sound/Unit Plan.docx
@@ -33,7 +33,7 @@
           <w:sz w:val="22"/>
           <w:u w:val="none"/>
         </w:rPr>
-        <w:t>Duration: 20 days  |  Performance Expectations: HS-PS4-1, HS-PS4-2, HS-PS4-3</w:t>
+        <w:t>Duration: 18 days  |  Performance Expectations: HS-PS4-1, HS-PS4-2, HS-PS4-3</w:t>
       </w:r>
     </w:p>
     <w:p>
@@ -316,7 +316,7 @@
                 <w:sz w:val="22"/>
                 <w:u w:val="none"/>
               </w:rPr>
-              <w:t>Wave Types and Properties</w:t>
+              <w:t>Wave Types and Properties (Day 1 of 3)</w:t>
             </w:r>
           </w:p>
         </w:tc>
@@ -335,7 +335,7 @@
                 <w:sz w:val="22"/>
                 <w:u w:val="none"/>
               </w:rPr>
-              <w:t>3</w:t>
+              <w:t>1</w:t>
             </w:r>
           </w:p>
         </w:tc>
@@ -354,7 +354,7 @@
                 <w:sz w:val="22"/>
                 <w:u w:val="none"/>
               </w:rPr>
-              <w:t>At the end of 42 minutes I can classify waves as transverse or longitudinal, identify wave properties (wavelength, frequ...</w:t>
+              <w:t>At the end of 42 minutes I can define and describe key concepts related to: classify waves as transverse or longitudinal...</w:t>
             </w:r>
           </w:p>
         </w:tc>
@@ -396,7 +396,7 @@
                 <w:sz w:val="22"/>
                 <w:u w:val="none"/>
               </w:rPr>
-              <w:t>Wave Behavior: Reflection, Refraction, and Diffraction</w:t>
+              <w:t>Wave Types and Properties (Day 2 of 3)</w:t>
             </w:r>
           </w:p>
         </w:tc>
@@ -416,7 +416,7 @@
                 <w:sz w:val="22"/>
                 <w:u w:val="none"/>
               </w:rPr>
-              <w:t>3</w:t>
+              <w:t>1</w:t>
             </w:r>
           </w:p>
         </w:tc>
@@ -436,7 +436,7 @@
                 <w:sz w:val="22"/>
                 <w:u w:val="none"/>
               </w:rPr>
-              <w:t>At the end of 42 minutes I can describe and diagram how waves behave at boundaries — reflecting, refracting, and diffrac...</w:t>
+              <w:t>At the end of 42 minutes I can apply and compare concepts and classify waves as transverse or longitudinal, identify wav...</w:t>
             </w:r>
           </w:p>
         </w:tc>
@@ -476,7 +476,7 @@
                 <w:sz w:val="22"/>
                 <w:u w:val="none"/>
               </w:rPr>
-              <w:t>Interference and the Superposition Principle</w:t>
+              <w:t>Wave Types and Properties (Day 3 of 3)</w:t>
             </w:r>
           </w:p>
         </w:tc>
@@ -495,7 +495,7 @@
                 <w:sz w:val="22"/>
                 <w:u w:val="none"/>
               </w:rPr>
-              <w:t>2</w:t>
+              <w:t>1</w:t>
             </w:r>
           </w:p>
         </w:tc>
@@ -514,7 +514,7 @@
                 <w:sz w:val="22"/>
                 <w:u w:val="none"/>
               </w:rPr>
-              <w:t>At the end of 42 minutes I can apply the superposition principle to determine the result of two waves meeting, distingui...</w:t>
+              <w:t>At the end of 42 minutes I can evaluate and explain my understanding to classify waves as transverse or longitudinal, id...</w:t>
             </w:r>
           </w:p>
         </w:tc>
@@ -556,7 +556,7 @@
                 <w:sz w:val="22"/>
                 <w:u w:val="none"/>
               </w:rPr>
-              <w:t>Standing Waves and Resonance</w:t>
+              <w:t>Wave Behavior: Reflection, Refraction, and Diffraction (Day 1 of 3)</w:t>
             </w:r>
           </w:p>
         </w:tc>
@@ -576,7 +576,7 @@
                 <w:sz w:val="22"/>
                 <w:u w:val="none"/>
               </w:rPr>
-              <w:t>2</w:t>
+              <w:t>1</w:t>
             </w:r>
           </w:p>
         </w:tc>
@@ -596,7 +596,7 @@
                 <w:sz w:val="22"/>
                 <w:u w:val="none"/>
               </w:rPr>
-              <w:t>At the end of 42 minutes I can explain how standing waves form, identify harmonics and their node/antinode patterns, and...</w:t>
+              <w:t>At the end of 42 minutes I can define and describe key concepts related to: describe and diagram how waves behave at bou...</w:t>
             </w:r>
           </w:p>
         </w:tc>
@@ -636,7 +636,7 @@
                 <w:sz w:val="22"/>
                 <w:u w:val="none"/>
               </w:rPr>
-              <w:t>Sound Waves and the Doppler Effect</w:t>
+              <w:t>Wave Behavior: Reflection, Refraction, and Diffraction (Day 2 of 3)</w:t>
             </w:r>
           </w:p>
         </w:tc>
@@ -655,7 +655,7 @@
                 <w:sz w:val="22"/>
                 <w:u w:val="none"/>
               </w:rPr>
-              <w:t>3</w:t>
+              <w:t>1</w:t>
             </w:r>
           </w:p>
         </w:tc>
@@ -674,7 +674,7 @@
                 <w:sz w:val="22"/>
                 <w:u w:val="none"/>
               </w:rPr>
-              <w:t>At the end of 42 minutes I can describe sound as a longitudinal mechanical wave, explain the Doppler effect, and calcula...</w:t>
+              <w:t>At the end of 42 minutes I can apply and compare concepts and describe and diagram how waves behave at boundaries — refl...</w:t>
             </w:r>
           </w:p>
         </w:tc>
@@ -716,7 +716,7 @@
                 <w:sz w:val="22"/>
                 <w:u w:val="none"/>
               </w:rPr>
-              <w:t>Digital vs. Analog Signals and Unit 8 Review</w:t>
+              <w:t>Wave Behavior: Reflection, Refraction, and Diffraction (Day 3 of 3)</w:t>
             </w:r>
           </w:p>
         </w:tc>
@@ -736,7 +736,7 @@
                 <w:sz w:val="22"/>
                 <w:u w:val="none"/>
               </w:rPr>
-              <w:t>3</w:t>
+              <w:t>1</w:t>
             </w:r>
           </w:p>
         </w:tc>
@@ -756,7 +756,967 @@
                 <w:sz w:val="22"/>
                 <w:u w:val="none"/>
               </w:rPr>
-              <w:t>At the end of 42 minutes I can compare advantages and disadvantages of digital and analog signal transmission, and apply...</w:t>
+              <w:t>At the end of 42 minutes I can evaluate and explain my understanding to describe and diagram how waves behave at boundar...</w:t>
+            </w:r>
+          </w:p>
+        </w:tc>
+      </w:tr>
+      <w:tr>
+        <w:tc>
+          <w:tcPr>
+            <w:tcW w:type="dxa" w:w="1008"/>
+          </w:tcPr>
+          <w:p>
+            <w:r/>
+            <w:r>
+              <w:rPr>
+                <w:rFonts w:ascii="Calibri" w:hAnsi="Calibri"/>
+                <w:b w:val="0"/>
+                <w:i w:val="0"/>
+                <w:color w:val="000000"/>
+                <w:sz w:val="22"/>
+                <w:u w:val="none"/>
+              </w:rPr>
+              <w:t>7</w:t>
+            </w:r>
+          </w:p>
+        </w:tc>
+        <w:tc>
+          <w:tcPr>
+            <w:tcW w:type="dxa" w:w="2880"/>
+          </w:tcPr>
+          <w:p>
+            <w:r/>
+            <w:r>
+              <w:rPr>
+                <w:rFonts w:ascii="Calibri" w:hAnsi="Calibri"/>
+                <w:b w:val="0"/>
+                <w:i w:val="0"/>
+                <w:color w:val="000000"/>
+                <w:sz w:val="22"/>
+                <w:u w:val="none"/>
+              </w:rPr>
+              <w:t>Interference and the Superposition Principle (Day 1 of 2)</w:t>
+            </w:r>
+          </w:p>
+        </w:tc>
+        <w:tc>
+          <w:tcPr>
+            <w:tcW w:type="dxa" w:w="864"/>
+          </w:tcPr>
+          <w:p>
+            <w:r/>
+            <w:r>
+              <w:rPr>
+                <w:rFonts w:ascii="Calibri" w:hAnsi="Calibri"/>
+                <w:b w:val="0"/>
+                <w:i w:val="0"/>
+                <w:color w:val="000000"/>
+                <w:sz w:val="22"/>
+                <w:u w:val="none"/>
+              </w:rPr>
+              <w:t>1</w:t>
+            </w:r>
+          </w:p>
+        </w:tc>
+        <w:tc>
+          <w:tcPr>
+            <w:tcW w:type="dxa" w:w="5040"/>
+          </w:tcPr>
+          <w:p>
+            <w:r/>
+            <w:r>
+              <w:rPr>
+                <w:rFonts w:ascii="Calibri" w:hAnsi="Calibri"/>
+                <w:b w:val="0"/>
+                <w:i w:val="0"/>
+                <w:color w:val="000000"/>
+                <w:sz w:val="22"/>
+                <w:u w:val="none"/>
+              </w:rPr>
+              <w:t>At the end of 42 minutes I can define and identify key concepts related to: apply the superposition principle to determi...</w:t>
+            </w:r>
+          </w:p>
+        </w:tc>
+      </w:tr>
+      <w:tr>
+        <w:tc>
+          <w:tcPr>
+            <w:tcW w:type="dxa" w:w="1008"/>
+            <w:shd w:fill="F2F2F2" w:val="clear"/>
+          </w:tcPr>
+          <w:p>
+            <w:r/>
+            <w:r>
+              <w:rPr>
+                <w:rFonts w:ascii="Calibri" w:hAnsi="Calibri"/>
+                <w:b w:val="0"/>
+                <w:i w:val="0"/>
+                <w:color w:val="000000"/>
+                <w:sz w:val="22"/>
+                <w:u w:val="none"/>
+              </w:rPr>
+              <w:t>8</w:t>
+            </w:r>
+          </w:p>
+        </w:tc>
+        <w:tc>
+          <w:tcPr>
+            <w:tcW w:type="dxa" w:w="2880"/>
+            <w:shd w:fill="F2F2F2" w:val="clear"/>
+          </w:tcPr>
+          <w:p>
+            <w:r/>
+            <w:r>
+              <w:rPr>
+                <w:rFonts w:ascii="Calibri" w:hAnsi="Calibri"/>
+                <w:b w:val="0"/>
+                <w:i w:val="0"/>
+                <w:color w:val="000000"/>
+                <w:sz w:val="22"/>
+                <w:u w:val="none"/>
+              </w:rPr>
+              <w:t>Interference and the Superposition Principle (Day 2 of 2)</w:t>
+            </w:r>
+          </w:p>
+        </w:tc>
+        <w:tc>
+          <w:tcPr>
+            <w:tcW w:type="dxa" w:w="864"/>
+            <w:shd w:fill="F2F2F2" w:val="clear"/>
+          </w:tcPr>
+          <w:p>
+            <w:r/>
+            <w:r>
+              <w:rPr>
+                <w:rFonts w:ascii="Calibri" w:hAnsi="Calibri"/>
+                <w:b w:val="0"/>
+                <w:i w:val="0"/>
+                <w:color w:val="000000"/>
+                <w:sz w:val="22"/>
+                <w:u w:val="none"/>
+              </w:rPr>
+              <w:t>1</w:t>
+            </w:r>
+          </w:p>
+        </w:tc>
+        <w:tc>
+          <w:tcPr>
+            <w:tcW w:type="dxa" w:w="5040"/>
+            <w:shd w:fill="F2F2F2" w:val="clear"/>
+          </w:tcPr>
+          <w:p>
+            <w:r/>
+            <w:r>
+              <w:rPr>
+                <w:rFonts w:ascii="Calibri" w:hAnsi="Calibri"/>
+                <w:b w:val="0"/>
+                <w:i w:val="0"/>
+                <w:color w:val="000000"/>
+                <w:sz w:val="22"/>
+                <w:u w:val="none"/>
+              </w:rPr>
+              <w:t>At the end of 42 minutes I can apply and analyze my understanding to apply the superposition principle to determine the ...</w:t>
+            </w:r>
+          </w:p>
+        </w:tc>
+      </w:tr>
+      <w:tr>
+        <w:tc>
+          <w:tcPr>
+            <w:tcW w:type="dxa" w:w="1008"/>
+          </w:tcPr>
+          <w:p>
+            <w:r/>
+            <w:r>
+              <w:rPr>
+                <w:rFonts w:ascii="Calibri" w:hAnsi="Calibri"/>
+                <w:b w:val="0"/>
+                <w:i w:val="0"/>
+                <w:color w:val="000000"/>
+                <w:sz w:val="22"/>
+                <w:u w:val="none"/>
+              </w:rPr>
+              <w:t>9</w:t>
+            </w:r>
+          </w:p>
+        </w:tc>
+        <w:tc>
+          <w:tcPr>
+            <w:tcW w:type="dxa" w:w="2880"/>
+          </w:tcPr>
+          <w:p>
+            <w:r/>
+            <w:r>
+              <w:rPr>
+                <w:rFonts w:ascii="Calibri" w:hAnsi="Calibri"/>
+                <w:b w:val="0"/>
+                <w:i w:val="0"/>
+                <w:color w:val="000000"/>
+                <w:sz w:val="22"/>
+                <w:u w:val="none"/>
+              </w:rPr>
+              <w:t>Standing Waves and Resonance (Day 1 of 2)</w:t>
+            </w:r>
+          </w:p>
+        </w:tc>
+        <w:tc>
+          <w:tcPr>
+            <w:tcW w:type="dxa" w:w="864"/>
+          </w:tcPr>
+          <w:p>
+            <w:r/>
+            <w:r>
+              <w:rPr>
+                <w:rFonts w:ascii="Calibri" w:hAnsi="Calibri"/>
+                <w:b w:val="0"/>
+                <w:i w:val="0"/>
+                <w:color w:val="000000"/>
+                <w:sz w:val="22"/>
+                <w:u w:val="none"/>
+              </w:rPr>
+              <w:t>1</w:t>
+            </w:r>
+          </w:p>
+        </w:tc>
+        <w:tc>
+          <w:tcPr>
+            <w:tcW w:type="dxa" w:w="5040"/>
+          </w:tcPr>
+          <w:p>
+            <w:r/>
+            <w:r>
+              <w:rPr>
+                <w:rFonts w:ascii="Calibri" w:hAnsi="Calibri"/>
+                <w:b w:val="0"/>
+                <w:i w:val="0"/>
+                <w:color w:val="000000"/>
+                <w:sz w:val="22"/>
+                <w:u w:val="none"/>
+              </w:rPr>
+              <w:t>At the end of 42 minutes I can define and identify key concepts related to: explain how standing waves form, identify ha...</w:t>
+            </w:r>
+          </w:p>
+        </w:tc>
+      </w:tr>
+      <w:tr>
+        <w:tc>
+          <w:tcPr>
+            <w:tcW w:type="dxa" w:w="1008"/>
+            <w:shd w:fill="F2F2F2" w:val="clear"/>
+          </w:tcPr>
+          <w:p>
+            <w:r/>
+            <w:r>
+              <w:rPr>
+                <w:rFonts w:ascii="Calibri" w:hAnsi="Calibri"/>
+                <w:b w:val="0"/>
+                <w:i w:val="0"/>
+                <w:color w:val="000000"/>
+                <w:sz w:val="22"/>
+                <w:u w:val="none"/>
+              </w:rPr>
+              <w:t>10</w:t>
+            </w:r>
+          </w:p>
+        </w:tc>
+        <w:tc>
+          <w:tcPr>
+            <w:tcW w:type="dxa" w:w="2880"/>
+            <w:shd w:fill="F2F2F2" w:val="clear"/>
+          </w:tcPr>
+          <w:p>
+            <w:r/>
+            <w:r>
+              <w:rPr>
+                <w:rFonts w:ascii="Calibri" w:hAnsi="Calibri"/>
+                <w:b w:val="0"/>
+                <w:i w:val="0"/>
+                <w:color w:val="000000"/>
+                <w:sz w:val="22"/>
+                <w:u w:val="none"/>
+              </w:rPr>
+              <w:t>Standing Waves and Resonance (Day 2 of 2)</w:t>
+            </w:r>
+          </w:p>
+        </w:tc>
+        <w:tc>
+          <w:tcPr>
+            <w:tcW w:type="dxa" w:w="864"/>
+            <w:shd w:fill="F2F2F2" w:val="clear"/>
+          </w:tcPr>
+          <w:p>
+            <w:r/>
+            <w:r>
+              <w:rPr>
+                <w:rFonts w:ascii="Calibri" w:hAnsi="Calibri"/>
+                <w:b w:val="0"/>
+                <w:i w:val="0"/>
+                <w:color w:val="000000"/>
+                <w:sz w:val="22"/>
+                <w:u w:val="none"/>
+              </w:rPr>
+              <w:t>1</w:t>
+            </w:r>
+          </w:p>
+        </w:tc>
+        <w:tc>
+          <w:tcPr>
+            <w:tcW w:type="dxa" w:w="5040"/>
+            <w:shd w:fill="F2F2F2" w:val="clear"/>
+          </w:tcPr>
+          <w:p>
+            <w:r/>
+            <w:r>
+              <w:rPr>
+                <w:rFonts w:ascii="Calibri" w:hAnsi="Calibri"/>
+                <w:b w:val="0"/>
+                <w:i w:val="0"/>
+                <w:color w:val="000000"/>
+                <w:sz w:val="22"/>
+                <w:u w:val="none"/>
+              </w:rPr>
+              <w:t>At the end of 42 minutes I can apply and analyze my understanding to explain how standing waves form, identify harmonics...</w:t>
+            </w:r>
+          </w:p>
+        </w:tc>
+      </w:tr>
+      <w:tr>
+        <w:tc>
+          <w:tcPr>
+            <w:tcW w:type="dxa" w:w="1008"/>
+          </w:tcPr>
+          <w:p>
+            <w:r/>
+            <w:r>
+              <w:rPr>
+                <w:rFonts w:ascii="Calibri" w:hAnsi="Calibri"/>
+                <w:b w:val="0"/>
+                <w:i w:val="0"/>
+                <w:color w:val="000000"/>
+                <w:sz w:val="22"/>
+                <w:u w:val="none"/>
+              </w:rPr>
+              <w:t>11</w:t>
+            </w:r>
+          </w:p>
+        </w:tc>
+        <w:tc>
+          <w:tcPr>
+            <w:tcW w:type="dxa" w:w="2880"/>
+          </w:tcPr>
+          <w:p>
+            <w:r/>
+            <w:r>
+              <w:rPr>
+                <w:rFonts w:ascii="Calibri" w:hAnsi="Calibri"/>
+                <w:b w:val="0"/>
+                <w:i w:val="0"/>
+                <w:color w:val="000000"/>
+                <w:sz w:val="22"/>
+                <w:u w:val="none"/>
+              </w:rPr>
+              <w:t>Sound Waves and the Doppler Effect (Day 1 of 3)</w:t>
+            </w:r>
+          </w:p>
+        </w:tc>
+        <w:tc>
+          <w:tcPr>
+            <w:tcW w:type="dxa" w:w="864"/>
+          </w:tcPr>
+          <w:p>
+            <w:r/>
+            <w:r>
+              <w:rPr>
+                <w:rFonts w:ascii="Calibri" w:hAnsi="Calibri"/>
+                <w:b w:val="0"/>
+                <w:i w:val="0"/>
+                <w:color w:val="000000"/>
+                <w:sz w:val="22"/>
+                <w:u w:val="none"/>
+              </w:rPr>
+              <w:t>1</w:t>
+            </w:r>
+          </w:p>
+        </w:tc>
+        <w:tc>
+          <w:tcPr>
+            <w:tcW w:type="dxa" w:w="5040"/>
+          </w:tcPr>
+          <w:p>
+            <w:r/>
+            <w:r>
+              <w:rPr>
+                <w:rFonts w:ascii="Calibri" w:hAnsi="Calibri"/>
+                <w:b w:val="0"/>
+                <w:i w:val="0"/>
+                <w:color w:val="000000"/>
+                <w:sz w:val="22"/>
+                <w:u w:val="none"/>
+              </w:rPr>
+              <w:t>At the end of 42 minutes I can define and describe key concepts related to: describe sound as a longitudinal mechanical ...</w:t>
+            </w:r>
+          </w:p>
+        </w:tc>
+      </w:tr>
+      <w:tr>
+        <w:tc>
+          <w:tcPr>
+            <w:tcW w:type="dxa" w:w="1008"/>
+            <w:shd w:fill="F2F2F2" w:val="clear"/>
+          </w:tcPr>
+          <w:p>
+            <w:r/>
+            <w:r>
+              <w:rPr>
+                <w:rFonts w:ascii="Calibri" w:hAnsi="Calibri"/>
+                <w:b w:val="0"/>
+                <w:i w:val="0"/>
+                <w:color w:val="000000"/>
+                <w:sz w:val="22"/>
+                <w:u w:val="none"/>
+              </w:rPr>
+              <w:t>12</w:t>
+            </w:r>
+          </w:p>
+        </w:tc>
+        <w:tc>
+          <w:tcPr>
+            <w:tcW w:type="dxa" w:w="2880"/>
+            <w:shd w:fill="F2F2F2" w:val="clear"/>
+          </w:tcPr>
+          <w:p>
+            <w:r/>
+            <w:r>
+              <w:rPr>
+                <w:rFonts w:ascii="Calibri" w:hAnsi="Calibri"/>
+                <w:b w:val="0"/>
+                <w:i w:val="0"/>
+                <w:color w:val="000000"/>
+                <w:sz w:val="22"/>
+                <w:u w:val="none"/>
+              </w:rPr>
+              <w:t>Sound Waves and the Doppler Effect (Day 2 of 3)</w:t>
+            </w:r>
+          </w:p>
+        </w:tc>
+        <w:tc>
+          <w:tcPr>
+            <w:tcW w:type="dxa" w:w="864"/>
+            <w:shd w:fill="F2F2F2" w:val="clear"/>
+          </w:tcPr>
+          <w:p>
+            <w:r/>
+            <w:r>
+              <w:rPr>
+                <w:rFonts w:ascii="Calibri" w:hAnsi="Calibri"/>
+                <w:b w:val="0"/>
+                <w:i w:val="0"/>
+                <w:color w:val="000000"/>
+                <w:sz w:val="22"/>
+                <w:u w:val="none"/>
+              </w:rPr>
+              <w:t>1</w:t>
+            </w:r>
+          </w:p>
+        </w:tc>
+        <w:tc>
+          <w:tcPr>
+            <w:tcW w:type="dxa" w:w="5040"/>
+            <w:shd w:fill="F2F2F2" w:val="clear"/>
+          </w:tcPr>
+          <w:p>
+            <w:r/>
+            <w:r>
+              <w:rPr>
+                <w:rFonts w:ascii="Calibri" w:hAnsi="Calibri"/>
+                <w:b w:val="0"/>
+                <w:i w:val="0"/>
+                <w:color w:val="000000"/>
+                <w:sz w:val="22"/>
+                <w:u w:val="none"/>
+              </w:rPr>
+              <w:t>At the end of 42 minutes I can apply and compare concepts and describe sound as a longitudinal mechanical wave, explain ...</w:t>
+            </w:r>
+          </w:p>
+        </w:tc>
+      </w:tr>
+      <w:tr>
+        <w:tc>
+          <w:tcPr>
+            <w:tcW w:type="dxa" w:w="1008"/>
+          </w:tcPr>
+          <w:p>
+            <w:r/>
+            <w:r>
+              <w:rPr>
+                <w:rFonts w:ascii="Calibri" w:hAnsi="Calibri"/>
+                <w:b w:val="0"/>
+                <w:i w:val="0"/>
+                <w:color w:val="000000"/>
+                <w:sz w:val="22"/>
+                <w:u w:val="none"/>
+              </w:rPr>
+              <w:t>13</w:t>
+            </w:r>
+          </w:p>
+        </w:tc>
+        <w:tc>
+          <w:tcPr>
+            <w:tcW w:type="dxa" w:w="2880"/>
+          </w:tcPr>
+          <w:p>
+            <w:r/>
+            <w:r>
+              <w:rPr>
+                <w:rFonts w:ascii="Calibri" w:hAnsi="Calibri"/>
+                <w:b w:val="0"/>
+                <w:i w:val="0"/>
+                <w:color w:val="000000"/>
+                <w:sz w:val="22"/>
+                <w:u w:val="none"/>
+              </w:rPr>
+              <w:t>Sound Waves and the Doppler Effect (Day 3 of 3)</w:t>
+            </w:r>
+          </w:p>
+        </w:tc>
+        <w:tc>
+          <w:tcPr>
+            <w:tcW w:type="dxa" w:w="864"/>
+          </w:tcPr>
+          <w:p>
+            <w:r/>
+            <w:r>
+              <w:rPr>
+                <w:rFonts w:ascii="Calibri" w:hAnsi="Calibri"/>
+                <w:b w:val="0"/>
+                <w:i w:val="0"/>
+                <w:color w:val="000000"/>
+                <w:sz w:val="22"/>
+                <w:u w:val="none"/>
+              </w:rPr>
+              <w:t>1</w:t>
+            </w:r>
+          </w:p>
+        </w:tc>
+        <w:tc>
+          <w:tcPr>
+            <w:tcW w:type="dxa" w:w="5040"/>
+          </w:tcPr>
+          <w:p>
+            <w:r/>
+            <w:r>
+              <w:rPr>
+                <w:rFonts w:ascii="Calibri" w:hAnsi="Calibri"/>
+                <w:b w:val="0"/>
+                <w:i w:val="0"/>
+                <w:color w:val="000000"/>
+                <w:sz w:val="22"/>
+                <w:u w:val="none"/>
+              </w:rPr>
+              <w:t>At the end of 42 minutes I can evaluate and explain my understanding to describe sound as a longitudinal mechanical wave...</w:t>
+            </w:r>
+          </w:p>
+        </w:tc>
+      </w:tr>
+      <w:tr>
+        <w:tc>
+          <w:tcPr>
+            <w:tcW w:type="dxa" w:w="1008"/>
+            <w:shd w:fill="F2F2F2" w:val="clear"/>
+          </w:tcPr>
+          <w:p>
+            <w:r/>
+            <w:r>
+              <w:rPr>
+                <w:rFonts w:ascii="Calibri" w:hAnsi="Calibri"/>
+                <w:b w:val="0"/>
+                <w:i w:val="0"/>
+                <w:color w:val="000000"/>
+                <w:sz w:val="22"/>
+                <w:u w:val="none"/>
+              </w:rPr>
+              <w:t>14</w:t>
+            </w:r>
+          </w:p>
+        </w:tc>
+        <w:tc>
+          <w:tcPr>
+            <w:tcW w:type="dxa" w:w="2880"/>
+            <w:shd w:fill="F2F2F2" w:val="clear"/>
+          </w:tcPr>
+          <w:p>
+            <w:r/>
+            <w:r>
+              <w:rPr>
+                <w:rFonts w:ascii="Calibri" w:hAnsi="Calibri"/>
+                <w:b w:val="0"/>
+                <w:i w:val="0"/>
+                <w:color w:val="000000"/>
+                <w:sz w:val="22"/>
+                <w:u w:val="none"/>
+              </w:rPr>
+              <w:t>Digital vs. Analog Signals and Unit 8 Review (Day 1 of 3)</w:t>
+            </w:r>
+          </w:p>
+        </w:tc>
+        <w:tc>
+          <w:tcPr>
+            <w:tcW w:type="dxa" w:w="864"/>
+            <w:shd w:fill="F2F2F2" w:val="clear"/>
+          </w:tcPr>
+          <w:p>
+            <w:r/>
+            <w:r>
+              <w:rPr>
+                <w:rFonts w:ascii="Calibri" w:hAnsi="Calibri"/>
+                <w:b w:val="0"/>
+                <w:i w:val="0"/>
+                <w:color w:val="000000"/>
+                <w:sz w:val="22"/>
+                <w:u w:val="none"/>
+              </w:rPr>
+              <w:t>1</w:t>
+            </w:r>
+          </w:p>
+        </w:tc>
+        <w:tc>
+          <w:tcPr>
+            <w:tcW w:type="dxa" w:w="5040"/>
+            <w:shd w:fill="F2F2F2" w:val="clear"/>
+          </w:tcPr>
+          <w:p>
+            <w:r/>
+            <w:r>
+              <w:rPr>
+                <w:rFonts w:ascii="Calibri" w:hAnsi="Calibri"/>
+                <w:b w:val="0"/>
+                <w:i w:val="0"/>
+                <w:color w:val="000000"/>
+                <w:sz w:val="22"/>
+                <w:u w:val="none"/>
+              </w:rPr>
+              <w:t>At the end of 42 minutes I can define and describe key concepts related to: compare advantages and disadvantages of digi...</w:t>
+            </w:r>
+          </w:p>
+        </w:tc>
+      </w:tr>
+      <w:tr>
+        <w:tc>
+          <w:tcPr>
+            <w:tcW w:type="dxa" w:w="1008"/>
+          </w:tcPr>
+          <w:p>
+            <w:r/>
+            <w:r>
+              <w:rPr>
+                <w:rFonts w:ascii="Calibri" w:hAnsi="Calibri"/>
+                <w:b w:val="0"/>
+                <w:i w:val="0"/>
+                <w:color w:val="000000"/>
+                <w:sz w:val="22"/>
+                <w:u w:val="none"/>
+              </w:rPr>
+              <w:t>15</w:t>
+            </w:r>
+          </w:p>
+        </w:tc>
+        <w:tc>
+          <w:tcPr>
+            <w:tcW w:type="dxa" w:w="2880"/>
+          </w:tcPr>
+          <w:p>
+            <w:r/>
+            <w:r>
+              <w:rPr>
+                <w:rFonts w:ascii="Calibri" w:hAnsi="Calibri"/>
+                <w:b w:val="0"/>
+                <w:i w:val="0"/>
+                <w:color w:val="000000"/>
+                <w:sz w:val="22"/>
+                <w:u w:val="none"/>
+              </w:rPr>
+              <w:t>Digital vs. Analog Signals and Unit 8 Review (Day 2 of 3)</w:t>
+            </w:r>
+          </w:p>
+        </w:tc>
+        <w:tc>
+          <w:tcPr>
+            <w:tcW w:type="dxa" w:w="864"/>
+          </w:tcPr>
+          <w:p>
+            <w:r/>
+            <w:r>
+              <w:rPr>
+                <w:rFonts w:ascii="Calibri" w:hAnsi="Calibri"/>
+                <w:b w:val="0"/>
+                <w:i w:val="0"/>
+                <w:color w:val="000000"/>
+                <w:sz w:val="22"/>
+                <w:u w:val="none"/>
+              </w:rPr>
+              <w:t>1</w:t>
+            </w:r>
+          </w:p>
+        </w:tc>
+        <w:tc>
+          <w:tcPr>
+            <w:tcW w:type="dxa" w:w="5040"/>
+          </w:tcPr>
+          <w:p>
+            <w:r/>
+            <w:r>
+              <w:rPr>
+                <w:rFonts w:ascii="Calibri" w:hAnsi="Calibri"/>
+                <w:b w:val="0"/>
+                <w:i w:val="0"/>
+                <w:color w:val="000000"/>
+                <w:sz w:val="22"/>
+                <w:u w:val="none"/>
+              </w:rPr>
+              <w:t>At the end of 42 minutes I can apply and compare concepts and compare advantages and disadvantages of digital and analog...</w:t>
+            </w:r>
+          </w:p>
+        </w:tc>
+      </w:tr>
+      <w:tr>
+        <w:tc>
+          <w:tcPr>
+            <w:tcW w:type="dxa" w:w="1008"/>
+            <w:shd w:fill="F2F2F2" w:val="clear"/>
+          </w:tcPr>
+          <w:p>
+            <w:r/>
+            <w:r>
+              <w:rPr>
+                <w:rFonts w:ascii="Calibri" w:hAnsi="Calibri"/>
+                <w:b w:val="0"/>
+                <w:i w:val="0"/>
+                <w:color w:val="000000"/>
+                <w:sz w:val="22"/>
+                <w:u w:val="none"/>
+              </w:rPr>
+              <w:t>16</w:t>
+            </w:r>
+          </w:p>
+        </w:tc>
+        <w:tc>
+          <w:tcPr>
+            <w:tcW w:type="dxa" w:w="2880"/>
+            <w:shd w:fill="F2F2F2" w:val="clear"/>
+          </w:tcPr>
+          <w:p>
+            <w:r/>
+            <w:r>
+              <w:rPr>
+                <w:rFonts w:ascii="Calibri" w:hAnsi="Calibri"/>
+                <w:b w:val="0"/>
+                <w:i w:val="0"/>
+                <w:color w:val="000000"/>
+                <w:sz w:val="22"/>
+                <w:u w:val="none"/>
+              </w:rPr>
+              <w:t>Digital vs. Analog Signals and Unit 8 Review (Day 3 of 3)</w:t>
+            </w:r>
+          </w:p>
+        </w:tc>
+        <w:tc>
+          <w:tcPr>
+            <w:tcW w:type="dxa" w:w="864"/>
+            <w:shd w:fill="F2F2F2" w:val="clear"/>
+          </w:tcPr>
+          <w:p>
+            <w:r/>
+            <w:r>
+              <w:rPr>
+                <w:rFonts w:ascii="Calibri" w:hAnsi="Calibri"/>
+                <w:b w:val="0"/>
+                <w:i w:val="0"/>
+                <w:color w:val="000000"/>
+                <w:sz w:val="22"/>
+                <w:u w:val="none"/>
+              </w:rPr>
+              <w:t>1</w:t>
+            </w:r>
+          </w:p>
+        </w:tc>
+        <w:tc>
+          <w:tcPr>
+            <w:tcW w:type="dxa" w:w="5040"/>
+            <w:shd w:fill="F2F2F2" w:val="clear"/>
+          </w:tcPr>
+          <w:p>
+            <w:r/>
+            <w:r>
+              <w:rPr>
+                <w:rFonts w:ascii="Calibri" w:hAnsi="Calibri"/>
+                <w:b w:val="0"/>
+                <w:i w:val="0"/>
+                <w:color w:val="000000"/>
+                <w:sz w:val="22"/>
+                <w:u w:val="none"/>
+              </w:rPr>
+              <w:t>At the end of 42 minutes I can evaluate and explain my understanding to compare advantages and disadvantages of digital ...</w:t>
+            </w:r>
+          </w:p>
+        </w:tc>
+      </w:tr>
+      <w:tr>
+        <w:tc>
+          <w:tcPr>
+            <w:tcW w:type="dxa" w:w="1008"/>
+          </w:tcPr>
+          <w:p>
+            <w:r/>
+            <w:r>
+              <w:rPr>
+                <w:rFonts w:ascii="Calibri" w:hAnsi="Calibri"/>
+                <w:b w:val="0"/>
+                <w:i w:val="0"/>
+                <w:color w:val="000000"/>
+                <w:sz w:val="22"/>
+                <w:u w:val="none"/>
+              </w:rPr>
+              <w:t>17</w:t>
+            </w:r>
+          </w:p>
+        </w:tc>
+        <w:tc>
+          <w:tcPr>
+            <w:tcW w:type="dxa" w:w="2880"/>
+          </w:tcPr>
+          <w:p>
+            <w:r/>
+            <w:r>
+              <w:rPr>
+                <w:rFonts w:ascii="Calibri" w:hAnsi="Calibri"/>
+                <w:b w:val="0"/>
+                <w:i w:val="0"/>
+                <w:color w:val="000000"/>
+                <w:sz w:val="22"/>
+                <w:u w:val="none"/>
+              </w:rPr>
+              <w:t>Wave Interference Lab: Constructive and Destructive Patterns</w:t>
+            </w:r>
+          </w:p>
+        </w:tc>
+        <w:tc>
+          <w:tcPr>
+            <w:tcW w:type="dxa" w:w="864"/>
+          </w:tcPr>
+          <w:p>
+            <w:r/>
+            <w:r>
+              <w:rPr>
+                <w:rFonts w:ascii="Calibri" w:hAnsi="Calibri"/>
+                <w:b w:val="0"/>
+                <w:i w:val="0"/>
+                <w:color w:val="000000"/>
+                <w:sz w:val="22"/>
+                <w:u w:val="none"/>
+              </w:rPr>
+              <w:t>1</w:t>
+            </w:r>
+          </w:p>
+        </w:tc>
+        <w:tc>
+          <w:tcPr>
+            <w:tcW w:type="dxa" w:w="5040"/>
+          </w:tcPr>
+          <w:p>
+            <w:r/>
+            <w:r>
+              <w:rPr>
+                <w:rFonts w:ascii="Calibri" w:hAnsi="Calibri"/>
+                <w:b w:val="0"/>
+                <w:i w:val="0"/>
+                <w:color w:val="000000"/>
+                <w:sz w:val="22"/>
+                <w:u w:val="none"/>
+              </w:rPr>
+              <w:t>At the end of 42 minutes I can observe and explain constructive and destructive interference patterns using wave simulat...</w:t>
+            </w:r>
+          </w:p>
+        </w:tc>
+      </w:tr>
+      <w:tr>
+        <w:tc>
+          <w:tcPr>
+            <w:tcW w:type="dxa" w:w="1008"/>
+            <w:shd w:fill="F2F2F2" w:val="clear"/>
+          </w:tcPr>
+          <w:p>
+            <w:r/>
+            <w:r>
+              <w:rPr>
+                <w:rFonts w:ascii="Calibri" w:hAnsi="Calibri"/>
+                <w:b w:val="0"/>
+                <w:i w:val="0"/>
+                <w:color w:val="000000"/>
+                <w:sz w:val="22"/>
+                <w:u w:val="none"/>
+              </w:rPr>
+              <w:t>18</w:t>
+            </w:r>
+          </w:p>
+        </w:tc>
+        <w:tc>
+          <w:tcPr>
+            <w:tcW w:type="dxa" w:w="2880"/>
+            <w:shd w:fill="F2F2F2" w:val="clear"/>
+          </w:tcPr>
+          <w:p>
+            <w:r/>
+            <w:r>
+              <w:rPr>
+                <w:rFonts w:ascii="Calibri" w:hAnsi="Calibri"/>
+                <w:b w:val="0"/>
+                <w:i w:val="0"/>
+                <w:color w:val="000000"/>
+                <w:sz w:val="22"/>
+                <w:u w:val="none"/>
+              </w:rPr>
+              <w:t>Sound Waves: Properties, Speed, and Applications</w:t>
+            </w:r>
+          </w:p>
+        </w:tc>
+        <w:tc>
+          <w:tcPr>
+            <w:tcW w:type="dxa" w:w="864"/>
+            <w:shd w:fill="F2F2F2" w:val="clear"/>
+          </w:tcPr>
+          <w:p>
+            <w:r/>
+            <w:r>
+              <w:rPr>
+                <w:rFonts w:ascii="Calibri" w:hAnsi="Calibri"/>
+                <w:b w:val="0"/>
+                <w:i w:val="0"/>
+                <w:color w:val="000000"/>
+                <w:sz w:val="22"/>
+                <w:u w:val="none"/>
+              </w:rPr>
+              <w:t>1</w:t>
+            </w:r>
+          </w:p>
+        </w:tc>
+        <w:tc>
+          <w:tcPr>
+            <w:tcW w:type="dxa" w:w="5040"/>
+            <w:shd w:fill="F2F2F2" w:val="clear"/>
+          </w:tcPr>
+          <w:p>
+            <w:r/>
+            <w:r>
+              <w:rPr>
+                <w:rFonts w:ascii="Calibri" w:hAnsi="Calibri"/>
+                <w:b w:val="0"/>
+                <w:i w:val="0"/>
+                <w:color w:val="000000"/>
+                <w:sz w:val="22"/>
+                <w:u w:val="none"/>
+              </w:rPr>
+              <w:t>At the end of 42 minutes I can describe how sound waves travel through different media and calculate the speed of sound ...</w:t>
             </w:r>
           </w:p>
         </w:tc>
@@ -926,6 +1886,8 @@
                 <w:sz w:val="22"/>
                 <w:u w:val="none"/>
               </w:rPr>
+              <w:t>Constructing Explanations</w:t>
+              <w:br/>
               <w:t>Constructing Explanations and Designing Solutions</w:t>
               <w:br/>
               <w:t>Developing and Using Models</w:t>
@@ -933,6 +1895,8 @@
               <w:t>Engaging in Argument from Evidence</w:t>
               <w:br/>
               <w:t>Obtaining, Evaluating, and Communicating Information</w:t>
+              <w:br/>
+              <w:t>Planning and Carrying Out Investigations</w:t>
               <w:br/>
               <w:t>Using Mathematics and Computational Thinking</w:t>
             </w:r>
